--- a/pr-preview/pr-163/random-variables-tracked-changes.docx
+++ b/pr-preview/pr-163/random-variables-tracked-changes.docx
@@ -16,7 +16,7 @@
       </w:pPr>
       <w:del w:id="1" w:author="PR Preview" w:date="2026-01-01T00:00:00Z">
         <w:r>
-          <w:delText xml:space="preserve">Last modified: 2026-10-15 01:21:20 (PDT)</w:delText>
+          <w:delText xml:space="preserve">Last modified: 2026-10-15 05:15:30 (PDT)</w:delText>
         </w:r>
       </w:del>
     </w:p>
@@ -26,7 +26,7 @@
       </w:pPr>
       <w:ins w:id="2" w:author="PR Preview" w:date="2026-01-01T00:00:00Z">
         <w:r>
-          <w:t xml:space="preserve">Last modified: 2026-10-15 01:25:47 (PDT)</w:t>
+          <w:t xml:space="preserve">Last modified: 2026-10-15 08:11:10 (PDT)</w:t>
         </w:r>
       </w:ins>
     </w:p>
@@ -9397,7 +9397,7 @@
           <w:b/>
           <w:bCs/>
         </w:rPr>
-        <w:t xml:space="preserve">Definition 10 (Normal distribution)</w:t>
+        <w:t xml:space="preserve">Definition 10 (Normal distribution (Gaussian distribution))</w:t>
       </w:r>
       <w:r>
         <w:t xml:space="preserve"> </w:t>
@@ -25208,7 +25208,7 @@
           <w:b/>
           <w:bCs/>
         </w:rPr>
-        <w:t xml:space="preserve">Definition 17 (Joint probability mass function)</w:t>
+        <w:t xml:space="preserve">Definition 17 (Joint probability mass function (joint PMF))</w:t>
       </w:r>
       <w:r>
         <w:t xml:space="preserve"> </w:t>
@@ -25278,7 +25278,17 @@
         <w:t xml:space="preserve"> </w:t>
       </w:r>
       <w:r>
-        <w:t xml:space="preserve">(joint PMF) of</w:t>
+        <w:t xml:space="preserve">(</w:t>
+      </w:r>
+      <w:r>
+        <w:rPr>
+          <w:b/>
+          <w:bCs/>
+        </w:rPr>
+        <w:t xml:space="preserve">joint PMF</w:t>
+      </w:r>
+      <w:r>
+        <w:t xml:space="preserve">) of</w:t>
       </w:r>
       <w:r>
         <w:t xml:space="preserve"> </w:t>
@@ -27794,7 +27804,7 @@
           <w:b/>
           <w:bCs/>
         </w:rPr>
-        <w:t xml:space="preserve">Definition 19 (Joint probability density function)</w:t>
+        <w:t xml:space="preserve">Definition 19 (Joint probability density function (joint density))</w:t>
       </w:r>
       <w:r>
         <w:t xml:space="preserve"> </w:t>
@@ -27864,7 +27874,17 @@
         <w:t xml:space="preserve"> </w:t>
       </w:r>
       <w:r>
-        <w:t xml:space="preserve">(joint density) of</w:t>
+        <w:t xml:space="preserve">(</w:t>
+      </w:r>
+      <w:r>
+        <w:rPr>
+          <w:b/>
+          <w:bCs/>
+        </w:rPr>
+        <w:t xml:space="preserve">joint density</w:t>
+      </w:r>
+      <w:r>
+        <w:t xml:space="preserve">) of</w:t>
       </w:r>
       <w:r>
         <w:t xml:space="preserve"> </w:t>
@@ -37805,7 +37825,7 @@
           <w:b/>
           <w:bCs/>
         </w:rPr>
-        <w:t xml:space="preserve">Definition 21 (Survival function)</w:t>
+        <w:t xml:space="preserve">Definition 21 (Survival function (survivor function))</w:t>
       </w:r>
       <w:r>
         <w:t xml:space="preserve"> </w:t>
@@ -40035,7 +40055,7 @@
           <w:b/>
           <w:bCs/>
         </w:rPr>
-        <w:t xml:space="preserve">Definition 22 (Hazard function)</w:t>
+        <w:t xml:space="preserve">Definition 22 (Hazard function (hazard rate, hazard rate function))</w:t>
       </w:r>
       <w:r>
         <w:t xml:space="preserve"> </w:t>
